--- a/doc/通用工具規劃及使用說明.docx
+++ b/doc/通用工具規劃及使用說明.docx
@@ -105,14 +105,32 @@
           <w:sz w:val="24"/>
           <w:szCs w:val="32"/>
         </w:rPr>
-        <w:t>不必從零開始建構，每個工具分成</w:t>
-      </w:r>
+        <w:t>不必從零開始建構，每</w:t>
+      </w:r>
+      <w:proofErr w:type="gramStart"/>
       <w:r>
         <w:rPr>
           <w:rFonts w:ascii="Monaco" w:hAnsi="Monaco" w:hint="eastAsia"/>
           <w:sz w:val="24"/>
           <w:szCs w:val="32"/>
         </w:rPr>
+        <w:t>個</w:t>
+      </w:r>
+      <w:proofErr w:type="gramEnd"/>
+      <w:r>
+        <w:rPr>
+          <w:rFonts w:ascii="Monaco" w:hAnsi="Monaco" w:hint="eastAsia"/>
+          <w:sz w:val="24"/>
+          <w:szCs w:val="32"/>
+        </w:rPr>
+        <w:t>工具分成</w:t>
+      </w:r>
+      <w:r>
+        <w:rPr>
+          <w:rFonts w:ascii="Monaco" w:hAnsi="Monaco" w:hint="eastAsia"/>
+          <w:sz w:val="24"/>
+          <w:szCs w:val="32"/>
+        </w:rPr>
         <w:t>NET+5</w:t>
       </w:r>
       <w:r>
@@ -145,7 +163,23 @@
           <w:sz w:val="24"/>
           <w:szCs w:val="32"/>
         </w:rPr>
-        <w:t>NET7)</w:t>
+        <w:t>NET</w:t>
+      </w:r>
+      <w:r>
+        <w:rPr>
+          <w:rFonts w:ascii="Monaco" w:hAnsi="Monaco" w:hint="eastAsia"/>
+          <w:sz w:val="24"/>
+          <w:szCs w:val="32"/>
+        </w:rPr>
+        <w:t>6</w:t>
+      </w:r>
+      <w:r>
+        <w:rPr>
+          <w:rFonts w:ascii="Monaco" w:hAnsi="Monaco" w:hint="eastAsia"/>
+          <w:sz w:val="24"/>
+          <w:szCs w:val="32"/>
+        </w:rPr>
+        <w:t>)</w:t>
       </w:r>
       <w:r>
         <w:rPr>
@@ -216,12 +250,14 @@
                 <w:rFonts w:ascii="Monaco" w:hAnsi="Monaco"/>
               </w:rPr>
             </w:pPr>
+            <w:proofErr w:type="spellStart"/>
             <w:r>
               <w:rPr>
                 <w:rFonts w:ascii="Monaco" w:hAnsi="Monaco"/>
               </w:rPr>
               <w:t>StaticUtil</w:t>
             </w:r>
+            <w:proofErr w:type="spellEnd"/>
           </w:p>
         </w:tc>
         <w:tc>
@@ -260,12 +296,14 @@
                 <w:rFonts w:ascii="Monaco" w:hAnsi="Monaco"/>
               </w:rPr>
             </w:pPr>
+            <w:proofErr w:type="spellStart"/>
             <w:r>
               <w:rPr>
                 <w:rFonts w:ascii="Monaco" w:hAnsi="Monaco"/>
               </w:rPr>
               <w:t>CustomizeException</w:t>
             </w:r>
+            <w:proofErr w:type="spellEnd"/>
           </w:p>
         </w:tc>
         <w:tc>
@@ -393,18 +431,21 @@
               </w:rPr>
               <w:t>此專案依賴</w:t>
             </w:r>
+            <w:proofErr w:type="spellStart"/>
             <w:r>
               <w:rPr>
                 <w:rFonts w:ascii="Monaco" w:hAnsi="Monaco"/>
               </w:rPr>
               <w:t>Generic.StaticUtil</w:t>
             </w:r>
+            <w:proofErr w:type="spellEnd"/>
             <w:r>
               <w:rPr>
                 <w:rFonts w:ascii="Monaco" w:hAnsi="Monaco" w:hint="eastAsia"/>
               </w:rPr>
               <w:t>，因此需要</w:t>
             </w:r>
+            <w:proofErr w:type="spellStart"/>
             <w:r>
               <w:rPr>
                 <w:rFonts w:ascii="Monaco" w:hAnsi="Monaco"/>
@@ -417,6 +458,7 @@
               </w:rPr>
               <w:t>StaticUtil</w:t>
             </w:r>
+            <w:proofErr w:type="spellEnd"/>
             <w:r>
               <w:rPr>
                 <w:rFonts w:ascii="Monaco" w:hAnsi="Monaco" w:hint="eastAsia"/>
@@ -429,12 +471,14 @@
               </w:rPr>
               <w:t xml:space="preserve"> </w:t>
             </w:r>
+            <w:proofErr w:type="spellStart"/>
             <w:r>
               <w:rPr>
                 <w:rFonts w:ascii="Monaco" w:hAnsi="Monaco"/>
               </w:rPr>
               <w:t>CustomizeException</w:t>
             </w:r>
+            <w:proofErr w:type="spellEnd"/>
             <w:r>
               <w:rPr>
                 <w:rFonts w:ascii="Monaco" w:hAnsi="Monaco" w:hint="eastAsia"/>
@@ -455,12 +499,14 @@
                 <w:rFonts w:ascii="Monaco" w:hAnsi="Monaco"/>
               </w:rPr>
             </w:pPr>
+            <w:proofErr w:type="spellStart"/>
             <w:r>
               <w:rPr>
                 <w:rFonts w:ascii="Monaco" w:hAnsi="Monaco"/>
               </w:rPr>
               <w:t>DAO.Test</w:t>
             </w:r>
+            <w:proofErr w:type="spellEnd"/>
           </w:p>
         </w:tc>
         <w:tc>
@@ -505,12 +551,14 @@
                 <w:rFonts w:ascii="Monaco" w:hAnsi="Monaco"/>
               </w:rPr>
             </w:pPr>
+            <w:proofErr w:type="spellStart"/>
             <w:r>
               <w:rPr>
                 <w:rFonts w:ascii="Monaco" w:hAnsi="Monaco"/>
               </w:rPr>
               <w:t>ExcelTool</w:t>
             </w:r>
+            <w:proofErr w:type="spellEnd"/>
           </w:p>
         </w:tc>
         <w:tc>
@@ -535,12 +583,14 @@
               </w:rPr>
               <w:t>工具，支援</w:t>
             </w:r>
+            <w:proofErr w:type="spellStart"/>
             <w:r>
               <w:rPr>
                 <w:rFonts w:ascii="Monaco" w:hAnsi="Monaco" w:hint="eastAsia"/>
               </w:rPr>
               <w:t>DataTable</w:t>
             </w:r>
+            <w:proofErr w:type="spellEnd"/>
             <w:r>
               <w:rPr>
                 <w:rFonts w:ascii="Monaco" w:hAnsi="Monaco" w:hint="eastAsia"/>
@@ -559,12 +609,14 @@
               </w:rPr>
               <w:t>互轉，主程式可透過</w:t>
             </w:r>
+            <w:proofErr w:type="spellStart"/>
             <w:r>
               <w:rPr>
                 <w:rFonts w:ascii="Monaco" w:hAnsi="Monaco" w:hint="eastAsia"/>
               </w:rPr>
               <w:t>DataTable</w:t>
             </w:r>
+            <w:proofErr w:type="spellEnd"/>
             <w:r>
               <w:rPr>
                 <w:rFonts w:ascii="Monaco" w:hAnsi="Monaco" w:hint="eastAsia"/>
@@ -590,18 +642,21 @@
               </w:rPr>
               <w:t>此專案依賴</w:t>
             </w:r>
+            <w:proofErr w:type="spellStart"/>
             <w:r>
               <w:rPr>
                 <w:rFonts w:ascii="Monaco" w:hAnsi="Monaco"/>
               </w:rPr>
               <w:t>Generic.StaticUtil</w:t>
             </w:r>
+            <w:proofErr w:type="spellEnd"/>
             <w:r>
               <w:rPr>
                 <w:rFonts w:ascii="Monaco" w:hAnsi="Monaco" w:hint="eastAsia"/>
               </w:rPr>
               <w:t>，因此需要</w:t>
             </w:r>
+            <w:proofErr w:type="spellStart"/>
             <w:r>
               <w:rPr>
                 <w:rFonts w:ascii="Monaco" w:hAnsi="Monaco"/>
@@ -614,18 +669,21 @@
               </w:rPr>
               <w:t>StaticUtil</w:t>
             </w:r>
+            <w:proofErr w:type="spellEnd"/>
             <w:r>
               <w:rPr>
                 <w:rFonts w:ascii="Monaco" w:hAnsi="Monaco" w:hint="eastAsia"/>
               </w:rPr>
               <w:t>與</w:t>
             </w:r>
+            <w:proofErr w:type="spellStart"/>
             <w:r>
               <w:rPr>
                 <w:rFonts w:ascii="Monaco" w:hAnsi="Monaco"/>
               </w:rPr>
               <w:t>CustomizeException</w:t>
             </w:r>
+            <w:proofErr w:type="spellEnd"/>
             <w:r>
               <w:rPr>
                 <w:rFonts w:ascii="Monaco" w:hAnsi="Monaco" w:hint="eastAsia"/>
@@ -652,12 +710,14 @@
                 <w:rFonts w:ascii="Monaco" w:hAnsi="Monaco"/>
               </w:rPr>
             </w:pPr>
+            <w:proofErr w:type="spellStart"/>
             <w:r>
               <w:rPr>
                 <w:rFonts w:ascii="Monaco" w:hAnsi="Monaco"/>
               </w:rPr>
               <w:t>ExcelTool.Test</w:t>
             </w:r>
+            <w:proofErr w:type="spellEnd"/>
           </w:p>
         </w:tc>
         <w:tc>
@@ -685,74 +745,6 @@
           </w:p>
         </w:tc>
       </w:tr>
-      <w:tr>
-        <w:tc>
-          <w:tcPr>
-            <w:tcW w:w="2377" w:type="dxa"/>
-          </w:tcPr>
-          <w:p>
-            <w:pPr>
-              <w:rPr>
-                <w:rFonts w:ascii="Monaco" w:hAnsi="Monaco"/>
-              </w:rPr>
-            </w:pPr>
-            <w:r>
-              <w:rPr>
-                <w:rFonts w:ascii="Monaco" w:hAnsi="Monaco"/>
-              </w:rPr>
-              <w:t>UtilityUseDemo</w:t>
-            </w:r>
-          </w:p>
-        </w:tc>
-        <w:tc>
-          <w:tcPr>
-            <w:tcW w:w="6123" w:type="dxa"/>
-          </w:tcPr>
-          <w:p>
-            <w:pPr>
-              <w:rPr>
-                <w:rFonts w:ascii="Monaco" w:hAnsi="Monaco"/>
-              </w:rPr>
-            </w:pPr>
-            <w:r>
-              <w:rPr>
-                <w:rFonts w:ascii="Monaco" w:hAnsi="Monaco" w:hint="eastAsia"/>
-              </w:rPr>
-              <w:t>此為使用上述工具的範例程式</w:t>
-            </w:r>
-            <w:r>
-              <w:rPr>
-                <w:rFonts w:ascii="Monaco" w:hAnsi="Monaco" w:hint="eastAsia"/>
-              </w:rPr>
-              <w:t>(WinForm)</w:t>
-            </w:r>
-            <w:r>
-              <w:rPr>
-                <w:rFonts w:ascii="Monaco" w:hAnsi="Monaco" w:hint="eastAsia"/>
-              </w:rPr>
-              <w:t>，</w:t>
-            </w:r>
-            <w:r>
-              <w:rPr>
-                <w:rFonts w:ascii="Monaco" w:hAnsi="Monaco" w:hint="eastAsia"/>
-              </w:rPr>
-              <w:t>依賴注入等實例方法參閱專案中的</w:t>
-            </w:r>
-            <w:r>
-              <w:rPr>
-                <w:rFonts w:ascii="Monaco" w:hAnsi="Monaco"/>
-              </w:rPr>
-              <w:t>Program.cs</w:t>
-            </w:r>
-            <w:r>
-              <w:rPr>
-                <w:rFonts w:ascii="Monaco" w:hAnsi="Monaco" w:hint="eastAsia"/>
-              </w:rPr>
-              <w:t>檔案</w:t>
-            </w:r>
-          </w:p>
-        </w:tc>
-      </w:tr>
     </w:tbl>
     <w:p>
       <w:pPr>
@@ -789,6 +781,7 @@
         </w:rPr>
         <w:t>專案結構分為</w:t>
       </w:r>
+      <w:proofErr w:type="spellStart"/>
       <w:r>
         <w:rPr>
           <w:rFonts w:ascii="Monaco" w:eastAsiaTheme="majorEastAsia" w:hAnsi="Monaco"/>
@@ -797,6 +790,7 @@
         </w:rPr>
         <w:t>BaseProject</w:t>
       </w:r>
+      <w:proofErr w:type="spellEnd"/>
       <w:r>
         <w:rPr>
           <w:rFonts w:ascii="Monaco" w:eastAsiaTheme="majorEastAsia" w:hAnsi="Monaco" w:hint="eastAsia"/>
@@ -805,6 +799,7 @@
         </w:rPr>
         <w:t>與</w:t>
       </w:r>
+      <w:proofErr w:type="spellStart"/>
       <w:r>
         <w:rPr>
           <w:rFonts w:ascii="Monaco" w:eastAsiaTheme="majorEastAsia" w:hAnsi="Monaco"/>
@@ -813,6 +808,7 @@
         </w:rPr>
         <w:t>CadTool</w:t>
       </w:r>
+      <w:proofErr w:type="spellEnd"/>
       <w:r>
         <w:rPr>
           <w:rFonts w:ascii="Monaco" w:eastAsiaTheme="majorEastAsia" w:hAnsi="Monaco" w:hint="eastAsia"/>
@@ -829,6 +825,7 @@
         </w:rPr>
         <w:t>通用專案</w:t>
       </w:r>
+      <w:proofErr w:type="spellStart"/>
       <w:r>
         <w:rPr>
           <w:rFonts w:ascii="Monaco" w:eastAsiaTheme="majorEastAsia" w:hAnsi="Monaco"/>
@@ -837,6 +834,7 @@
         </w:rPr>
         <w:t>BaseProject</w:t>
       </w:r>
+      <w:proofErr w:type="spellEnd"/>
       <w:r>
         <w:rPr>
           <w:rFonts w:ascii="Monaco" w:eastAsiaTheme="majorEastAsia" w:hAnsi="Monaco" w:hint="eastAsia"/>
@@ -1043,7 +1041,7 @@
           <w:szCs w:val="32"/>
         </w:rPr>
         <w:drawing>
-          <wp:inline distT="0" distB="0" distL="0" distR="0" wp14:anchorId="68A4E034" wp14:editId="61CEFC18">
+          <wp:inline distT="0" distB="0" distL="0" distR="0" wp14:anchorId="68A4E034" wp14:editId="44EF06DE">
             <wp:extent cx="4893869" cy="2504541"/>
             <wp:effectExtent l="0" t="0" r="2540" b="0"/>
             <wp:docPr id="1111036517" name="圖片 1"/>
@@ -1121,7 +1119,55 @@
           <w:sz w:val="24"/>
           <w:szCs w:val="32"/>
         </w:rPr>
-        <w:t>以</w:t>
+        <w:t>範例</w:t>
+      </w:r>
+      <w:r>
+        <w:rPr>
+          <w:rFonts w:ascii="Monaco" w:eastAsiaTheme="majorEastAsia" w:hAnsi="Monaco" w:hint="eastAsia"/>
+          <w:sz w:val="24"/>
+          <w:szCs w:val="32"/>
+        </w:rPr>
+        <w:t>(</w:t>
+      </w:r>
+      <w:r>
+        <w:rPr>
+          <w:rFonts w:ascii="Monaco" w:eastAsiaTheme="majorEastAsia" w:hAnsi="Monaco" w:hint="eastAsia"/>
+          <w:sz w:val="24"/>
+          <w:szCs w:val="32"/>
+        </w:rPr>
+        <w:t>下圖</w:t>
+      </w:r>
+      <w:r>
+        <w:rPr>
+          <w:rFonts w:ascii="Monaco" w:eastAsiaTheme="majorEastAsia" w:hAnsi="Monaco" w:hint="eastAsia"/>
+          <w:sz w:val="24"/>
+          <w:szCs w:val="32"/>
+        </w:rPr>
+        <w:t>)</w:t>
+      </w:r>
+      <w:r>
+        <w:rPr>
+          <w:rFonts w:ascii="Monaco" w:eastAsiaTheme="majorEastAsia" w:hAnsi="Monaco" w:hint="eastAsia"/>
+          <w:sz w:val="24"/>
+          <w:szCs w:val="32"/>
+        </w:rPr>
+        <w:t>，此專案使用</w:t>
+      </w:r>
+      <w:r>
+        <w:rPr>
+          <w:rFonts w:ascii="Monaco" w:eastAsiaTheme="majorEastAsia" w:hAnsi="Monaco" w:hint="eastAsia"/>
+          <w:sz w:val="24"/>
+          <w:szCs w:val="32"/>
+        </w:rPr>
+        <w:t>DAO</w:t>
+      </w:r>
+      <w:r>
+        <w:rPr>
+          <w:rFonts w:ascii="Monaco" w:eastAsiaTheme="majorEastAsia" w:hAnsi="Monaco" w:hint="eastAsia"/>
+          <w:sz w:val="24"/>
+          <w:szCs w:val="32"/>
+        </w:rPr>
+        <w:t>專案結構如下圖展</w:t>
       </w:r>
       <w:r>
         <w:rPr>
@@ -1129,95 +1175,7 @@
           <w:sz w:val="24"/>
           <w:szCs w:val="32"/>
         </w:rPr>
-        <w:t>CadTool</w:t>
-      </w:r>
-      <w:r>
-        <w:rPr>
-          <w:rFonts w:ascii="Monaco" w:eastAsiaTheme="majorEastAsia" w:hAnsi="Monaco" w:hint="eastAsia"/>
-          <w:sz w:val="24"/>
-          <w:szCs w:val="32"/>
-        </w:rPr>
-        <w:t>專案來做範例</w:t>
-      </w:r>
-      <w:r>
-        <w:rPr>
-          <w:rFonts w:ascii="Monaco" w:eastAsiaTheme="majorEastAsia" w:hAnsi="Monaco" w:hint="eastAsia"/>
-          <w:sz w:val="24"/>
-          <w:szCs w:val="32"/>
-        </w:rPr>
-        <w:t>(</w:t>
-      </w:r>
-      <w:r>
-        <w:rPr>
-          <w:rFonts w:ascii="Monaco" w:eastAsiaTheme="majorEastAsia" w:hAnsi="Monaco" w:hint="eastAsia"/>
-          <w:sz w:val="24"/>
-          <w:szCs w:val="32"/>
-        </w:rPr>
-        <w:t>下圖</w:t>
-      </w:r>
-      <w:r>
-        <w:rPr>
-          <w:rFonts w:ascii="Monaco" w:eastAsiaTheme="majorEastAsia" w:hAnsi="Monaco" w:hint="eastAsia"/>
-          <w:sz w:val="24"/>
-          <w:szCs w:val="32"/>
-        </w:rPr>
-        <w:t>)</w:t>
-      </w:r>
-      <w:r>
-        <w:rPr>
-          <w:rFonts w:ascii="Monaco" w:eastAsiaTheme="majorEastAsia" w:hAnsi="Monaco" w:hint="eastAsia"/>
-          <w:sz w:val="24"/>
-          <w:szCs w:val="32"/>
-        </w:rPr>
-        <w:t>，此專案使用</w:t>
-      </w:r>
-      <w:r>
-        <w:rPr>
-          <w:rFonts w:ascii="Monaco" w:eastAsiaTheme="majorEastAsia" w:hAnsi="Monaco" w:hint="eastAsia"/>
-          <w:sz w:val="24"/>
-          <w:szCs w:val="32"/>
-        </w:rPr>
-        <w:t>DAO</w:t>
-      </w:r>
-      <w:r>
-        <w:rPr>
-          <w:rFonts w:ascii="Monaco" w:eastAsiaTheme="majorEastAsia" w:hAnsi="Monaco" w:hint="eastAsia"/>
-          <w:sz w:val="24"/>
-          <w:szCs w:val="32"/>
-        </w:rPr>
-        <w:t>專案結構如下圖展示，其中更詳細的使用方法可以參考</w:t>
-      </w:r>
-      <w:r>
-        <w:rPr>
-          <w:rFonts w:ascii="Monaco" w:eastAsiaTheme="majorEastAsia" w:hAnsi="Monaco"/>
-          <w:sz w:val="24"/>
-          <w:szCs w:val="32"/>
-        </w:rPr>
-        <w:t>UtilityUseDemo</w:t>
-      </w:r>
-      <w:r>
-        <w:rPr>
-          <w:rFonts w:ascii="Monaco" w:eastAsiaTheme="majorEastAsia" w:hAnsi="Monaco" w:hint="eastAsia"/>
-          <w:sz w:val="24"/>
-          <w:szCs w:val="32"/>
-        </w:rPr>
-        <w:t>中的</w:t>
-      </w:r>
-      <w:r>
-        <w:rPr>
-          <w:rFonts w:ascii="Monaco" w:eastAsiaTheme="majorEastAsia" w:hAnsi="Monaco"/>
-          <w:sz w:val="24"/>
-          <w:szCs w:val="32"/>
-        </w:rPr>
-        <w:t>Program.cs</w:t>
-      </w:r>
-      <w:r>
-        <w:rPr>
-          <w:rFonts w:ascii="Monaco" w:eastAsiaTheme="majorEastAsia" w:hAnsi="Monaco" w:hint="eastAsia"/>
-          <w:sz w:val="24"/>
-          <w:szCs w:val="32"/>
-        </w:rPr>
-        <w:t>檔案</w:t>
+        <w:t xml:space="preserve"> </w:t>
       </w:r>
     </w:p>
     <w:p>
@@ -1229,7 +1187,7 @@
           <w:szCs w:val="32"/>
         </w:rPr>
         <w:drawing>
-          <wp:inline distT="0" distB="0" distL="0" distR="0" wp14:anchorId="6F961789" wp14:editId="38564CD9">
+          <wp:inline distT="0" distB="0" distL="0" distR="0" wp14:anchorId="6F961789" wp14:editId="0C94D654">
             <wp:extent cx="5266690" cy="2150745"/>
             <wp:effectExtent l="0" t="0" r="0" b="1905"/>
             <wp:docPr id="1761849315" name="圖片 2" descr="一張含有 文字, 螢幕擷取畫面, 軟體, 陳列 的圖片&#10;&#10;自動產生的描述"/>
@@ -1404,9 +1362,6 @@
   <w:p>
     <w:pPr>
       <w:pStyle w:val="a9"/>
-      <w:rPr>
-        <w:rFonts w:hint="eastAsia"/>
-      </w:rPr>
     </w:pPr>
   </w:p>
 </w:ftr>
